--- a/docs/docx/technical_documentation/03_EXPLANATORY_NOTE.docx
+++ b/docs/docx/technical_documentation/03_EXPLANATORY_NOTE.docx
@@ -42,7 +42,7 @@
         <w:t xml:space="preserve"> </w:t>
       </w:r>
       <w:r>
-        <w:t xml:space="preserve">3.10.523</w:t>
+        <w:t xml:space="preserve">3.10.696</w:t>
       </w:r>
       <w:r>
         <w:br/>
@@ -117,7 +117,7 @@
         <w:t xml:space="preserve"> </w:t>
       </w:r>
       <w:r>
-        <w:t xml:space="preserve">программного комплекса libre-macros в состоянии рабочей ревизии 3.10.523. Документ опирается на исходный код каталога</w:t>
+        <w:t xml:space="preserve">программного комплекса libre-macros в состоянии рабочей ревизии 3.10.696. Документ опирается на исходный код каталога</w:t>
       </w:r>
       <w:r>
         <w:t xml:space="preserve"> </w:t>
@@ -732,7 +732,7 @@
         <w:pStyle w:val="FirstParagraph"/>
       </w:pPr>
       <w:r>
-        <w:t xml:space="preserve">Ориентировочный объём кода (строки, ревизия 3.10.523):</w:t>
+        <w:t xml:space="preserve">Ориентировочный объём кода (строки, ревизия 3.10.696):</w:t>
       </w:r>
     </w:p>
     <w:tbl>
@@ -2102,7 +2102,174 @@
         <w:t xml:space="preserve">книга параметров = конфигурация с правами пользователя LO</w:t>
       </w:r>
       <w:r>
-        <w:t xml:space="preserve">. Сетевых вызовов в штатном сборе нет. Риски: произвольное чтение файлов по путям, запись источников при skip-rows, обход ограничений eval для inline-кода. Рекомендация: только свои шаблоны; не запускать сбор из чужих недоверенных</w:t>
+        <w:t xml:space="preserve">.</w:t>
+      </w:r>
+    </w:p>
+    <w:p>
+      <w:pPr>
+        <w:pStyle w:val="BodyText"/>
+      </w:pPr>
+      <w:r>
+        <w:t xml:space="preserve">Смягчения (см.</w:t>
+      </w:r>
+      <w:r>
+        <w:t xml:space="preserve"> </w:t>
+      </w:r>
+      <w:r>
+        <w:rPr>
+          <w:rStyle w:val="VerbatimChar"/>
+        </w:rPr>
+        <w:t xml:space="preserve">docs/19_SECURITY.md</w:t>
+      </w:r>
+      <w:r>
+        <w:t xml:space="preserve">,</w:t>
+      </w:r>
+      <w:r>
+        <w:t xml:space="preserve"> </w:t>
+      </w:r>
+      <w:r>
+        <w:rPr>
+          <w:rStyle w:val="VerbatimChar"/>
+        </w:rPr>
+        <w:t xml:space="preserve">docs/SECURITY_AUDIT.md</w:t>
+      </w:r>
+      <w:r>
+        <w:t xml:space="preserve">):</w:t>
+      </w:r>
+    </w:p>
+    <w:p>
+      <w:pPr>
+        <w:pStyle w:val="Compact"/>
+        <w:numPr>
+          <w:ilvl w:val="0"/>
+          <w:numId w:val="1004"/>
+        </w:numPr>
+      </w:pPr>
+      <w:r>
+        <w:rPr>
+          <w:b/>
+          <w:bCs/>
+        </w:rPr>
+        <w:t xml:space="preserve">Pre-shell / функция_плагин</w:t>
+      </w:r>
+      <w:r>
+        <w:t xml:space="preserve"> </w:t>
+      </w:r>
+      <w:r>
+        <w:t xml:space="preserve">— гейт OS env ↔ зашифрованная глобальная переменная профиля.</w:t>
+      </w:r>
+    </w:p>
+    <w:p>
+      <w:pPr>
+        <w:pStyle w:val="Compact"/>
+        <w:numPr>
+          <w:ilvl w:val="0"/>
+          <w:numId w:val="1004"/>
+        </w:numPr>
+      </w:pPr>
+      <w:r>
+        <w:rPr>
+          <w:b/>
+          <w:bCs/>
+        </w:rPr>
+        <w:t xml:space="preserve">«Файлы-Источники»</w:t>
+      </w:r>
+      <w:r>
+        <w:t xml:space="preserve"> </w:t>
+      </w:r>
+      <w:r>
+        <w:t xml:space="preserve">— режим strict: только доверенные корни (home /</w:t>
+      </w:r>
+      <w:r>
+        <w:t xml:space="preserve"> </w:t>
+      </w:r>
+      <w:r>
+        <w:rPr>
+          <w:rStyle w:val="VerbatimChar"/>
+        </w:rPr>
+        <w:t xml:space="preserve">H:\</w:t>
+      </w:r>
+      <w:r>
+        <w:t xml:space="preserve"> </w:t>
+      </w:r>
+      <w:r>
+        <w:t xml:space="preserve">/ … + env/global); широкий glob вне корня не разворачивается.</w:t>
+      </w:r>
+    </w:p>
+    <w:p>
+      <w:pPr>
+        <w:pStyle w:val="Compact"/>
+        <w:numPr>
+          <w:ilvl w:val="0"/>
+          <w:numId w:val="1004"/>
+        </w:numPr>
+      </w:pPr>
+      <w:r>
+        <w:rPr>
+          <w:b/>
+          <w:bCs/>
+        </w:rPr>
+        <w:t xml:space="preserve">Постобработка B/C</w:t>
+      </w:r>
+      <w:r>
+        <w:t xml:space="preserve"> </w:t>
+      </w:r>
+      <w:r>
+        <w:t xml:space="preserve">— AST-санация, fail-closed, builtins без</w:t>
+      </w:r>
+      <w:r>
+        <w:t xml:space="preserve"> </w:t>
+      </w:r>
+      <w:r>
+        <w:rPr>
+          <w:rStyle w:val="VerbatimChar"/>
+        </w:rPr>
+        <w:t xml:space="preserve">getattr</w:t>
+      </w:r>
+      <w:r>
+        <w:t xml:space="preserve">/…; не полная песочница (UNO API остаётся).</w:t>
+      </w:r>
+    </w:p>
+    <w:p>
+      <w:pPr>
+        <w:pStyle w:val="Compact"/>
+        <w:numPr>
+          <w:ilvl w:val="0"/>
+          <w:numId w:val="1004"/>
+        </w:numPr>
+      </w:pPr>
+      <w:r>
+        <w:rPr>
+          <w:b/>
+          <w:bCs/>
+        </w:rPr>
+        <w:t xml:space="preserve">LDAP/AD</w:t>
+      </w:r>
+      <w:r>
+        <w:t xml:space="preserve"> </w:t>
+      </w:r>
+      <w:r>
+        <w:t xml:space="preserve">— удалён из поставки.</w:t>
+      </w:r>
+    </w:p>
+    <w:p>
+      <w:pPr>
+        <w:pStyle w:val="Compact"/>
+        <w:numPr>
+          <w:ilvl w:val="0"/>
+          <w:numId w:val="1004"/>
+        </w:numPr>
+      </w:pPr>
+      <w:r>
+        <w:t xml:space="preserve">Источники при закрытии — discard (не сохранять скрытую копию на диск).</w:t>
+      </w:r>
+    </w:p>
+    <w:p>
+      <w:pPr>
+        <w:pStyle w:val="FirstParagraph"/>
+      </w:pPr>
+      <w:r>
+        <w:t xml:space="preserve">Рекомендация: только свои шаблоны; не запускать сбор из чужих недоверенных</w:t>
       </w:r>
       <w:r>
         <w:t xml:space="preserve"> </w:t>
@@ -2114,19 +2281,10 @@
         <w:t xml:space="preserve">.ods</w:t>
       </w:r>
       <w:r>
-        <w:t xml:space="preserve">. Подробности —</w:t>
-      </w:r>
-      <w:r>
-        <w:t xml:space="preserve"> </w:t>
-      </w:r>
-      <w:r>
-        <w:rPr>
-          <w:rStyle w:val="VerbatimChar"/>
-        </w:rPr>
-        <w:t xml:space="preserve">docs/SECURITY_AUDIT.md</w:t>
-      </w:r>
-      <w:r>
-        <w:t xml:space="preserve">.</w:t>
+        <w:t xml:space="preserve"> </w:t>
+      </w:r>
+      <w:r>
+        <w:t xml:space="preserve">без понимания гейтов.</w:t>
       </w:r>
     </w:p>
     <w:p>
@@ -2202,7 +2360,7 @@
         <w:t xml:space="preserve"> </w:t>
       </w:r>
       <w:r>
-        <w:t xml:space="preserve">ревизии 3.10.523: за что отвечает каждый артефакт. Служебные каталоги (</w:t>
+        <w:t xml:space="preserve">ревизии 3.10.696: за что отвечает каждый артефакт. Служебные каталоги (</w:t>
       </w:r>
       <w:r>
         <w:rPr>
@@ -3244,7 +3402,7 @@
               <w:rPr>
                 <w:rStyle w:val="VerbatimChar"/>
               </w:rPr>
-              <w:t xml:space="preserve">3.10.523</w:t>
+              <w:t xml:space="preserve">3.10.696</w:t>
             </w:r>
             <w:r>
               <w:t xml:space="preserve">).</w:t>
@@ -4713,7 +4871,7 @@
               <w:pStyle w:val="Compact"/>
             </w:pPr>
             <w:r>
-              <w:t xml:space="preserve">API санации пользовательского Python перед eval/exec и загрузкой</w:t>
+              <w:t xml:space="preserve">AST-санация пользовательского Python перед eval/exec; builtins blocklist; helpers для</w:t>
             </w:r>
             <w:r>
               <w:t xml:space="preserve"> </w:t>
@@ -4728,35 +4886,128 @@
               <w:t xml:space="preserve"> </w:t>
             </w:r>
             <w:r>
-              <w:t xml:space="preserve">(на момент ревизии —</w:t>
-            </w:r>
-            <w:r>
-              <w:t xml:space="preserve"> </w:t>
-            </w:r>
-            <w:r>
-              <w:rPr>
+              <w:t xml:space="preserve">(abs-path resolve в макросе — см. H-2).</w:t>
+            </w:r>
+          </w:p>
+        </w:tc>
+      </w:tr>
+      <w:tr>
+        <w:tc>
+          <w:tcPr/>
+          <w:p>
+            <w:pPr>
+              <w:pStyle w:val="Compact"/>
+            </w:pPr>
+            <w:r>
+              <w:rPr>
+                <w:rStyle w:val="VerbatimChar"/>
                 <w:b/>
                 <w:bCs/>
               </w:rPr>
-              <w:t xml:space="preserve">без полного подключения</w:t>
-            </w:r>
-            <w:r>
-              <w:t xml:space="preserve"> </w:t>
-            </w:r>
-            <w:r>
-              <w:t xml:space="preserve">к</w:t>
-            </w:r>
-            <w:r>
-              <w:t xml:space="preserve"> </w:t>
-            </w:r>
-            <w:r>
-              <w:rPr>
-                <w:rStyle w:val="VerbatimChar"/>
-              </w:rPr>
-              <w:t xml:space="preserve">collect_workbooks</w:t>
-            </w:r>
-            <w:r>
-              <w:t xml:space="preserve">).</w:t>
+              <w:t xml:space="preserve">libre_macros_source_roots_cfg.py</w:t>
+            </w:r>
+            <w:r>
+              <w:t xml:space="preserve"> </w:t>
+            </w:r>
+            <w:r>
+              <w:t xml:space="preserve">/</w:t>
+            </w:r>
+            <w:r>
+              <w:t xml:space="preserve"> </w:t>
+            </w:r>
+            <w:r>
+              <w:rPr>
+                <w:rStyle w:val="VerbatimChar"/>
+                <w:b/>
+                <w:bCs/>
+              </w:rPr>
+              <w:t xml:space="preserve">libre_macros_source_roots_lib.py</w:t>
+            </w:r>
+          </w:p>
+        </w:tc>
+        <w:tc>
+          <w:tcPr/>
+          <w:p>
+            <w:pPr>
+              <w:pStyle w:val="Compact"/>
+            </w:pPr>
+            <w:r>
+              <w:t xml:space="preserve">Доверенные корни «Файлы-Источники» (strict/off, env/global).</w:t>
+            </w:r>
+          </w:p>
+        </w:tc>
+      </w:tr>
+      <w:tr>
+        <w:tc>
+          <w:tcPr/>
+          <w:p>
+            <w:pPr>
+              <w:pStyle w:val="Compact"/>
+            </w:pPr>
+            <w:r>
+              <w:rPr>
+                <w:rStyle w:val="VerbatimChar"/>
+                <w:b/>
+                <w:bCs/>
+              </w:rPr>
+              <w:t xml:space="preserve">libre_macros_allow_gate_lib.py</w:t>
+            </w:r>
+          </w:p>
+        </w:tc>
+        <w:tc>
+          <w:tcPr/>
+          <w:p>
+            <w:pPr>
+              <w:pStyle w:val="Compact"/>
+            </w:pPr>
+            <w:r>
+              <w:t xml:space="preserve">Общий гейт env ↔ encrypted global (pre-shell, плагины).</w:t>
+            </w:r>
+          </w:p>
+        </w:tc>
+      </w:tr>
+      <w:tr>
+        <w:tc>
+          <w:tcPr/>
+          <w:p>
+            <w:pPr>
+              <w:pStyle w:val="Compact"/>
+            </w:pPr>
+            <w:r>
+              <w:rPr>
+                <w:rStyle w:val="VerbatimChar"/>
+                <w:b/>
+                <w:bCs/>
+              </w:rPr>
+              <w:t xml:space="preserve">libre_macros_pre_shell_lib.py</w:t>
+            </w:r>
+            <w:r>
+              <w:t xml:space="preserve"> </w:t>
+            </w:r>
+            <w:r>
+              <w:t xml:space="preserve">/</w:t>
+            </w:r>
+            <w:r>
+              <w:t xml:space="preserve"> </w:t>
+            </w:r>
+            <w:r>
+              <w:rPr>
+                <w:rStyle w:val="VerbatimChar"/>
+                <w:b/>
+                <w:bCs/>
+              </w:rPr>
+              <w:t xml:space="preserve">*_cfg.py</w:t>
+            </w:r>
+          </w:p>
+        </w:tc>
+        <w:tc>
+          <w:tcPr/>
+          <w:p>
+            <w:pPr>
+              <w:pStyle w:val="Compact"/>
+            </w:pPr>
+            <w:r>
+              <w:t xml:space="preserve">Предварительный_скрипт: subprocess, confirm, гейт допуска.</w:t>
             </w:r>
           </w:p>
         </w:tc>
@@ -5095,7 +5346,7 @@
                 <w:b/>
                 <w:bCs/>
               </w:rPr>
-              <w:t xml:space="preserve">MacroInstaller_bundled_3.10.523_*.ods</w:t>
+              <w:t xml:space="preserve">MacroInstaller_bundled_3.10.696_*.ods</w:t>
             </w:r>
           </w:p>
         </w:tc>
@@ -7017,7 +7268,7 @@
         <w:pStyle w:val="Compact"/>
         <w:numPr>
           <w:ilvl w:val="0"/>
-          <w:numId w:val="1004"/>
+          <w:numId w:val="1005"/>
         </w:numPr>
       </w:pPr>
       <w:r>
@@ -7044,7 +7295,7 @@
         <w:pStyle w:val="Compact"/>
         <w:numPr>
           <w:ilvl w:val="0"/>
-          <w:numId w:val="1004"/>
+          <w:numId w:val="1005"/>
         </w:numPr>
       </w:pPr>
       <w:r>
@@ -7065,7 +7316,7 @@
         <w:pStyle w:val="Compact"/>
         <w:numPr>
           <w:ilvl w:val="0"/>
-          <w:numId w:val="1004"/>
+          <w:numId w:val="1005"/>
         </w:numPr>
       </w:pPr>
       <w:r>
@@ -7104,7 +7355,7 @@
         <w:pStyle w:val="Compact"/>
         <w:numPr>
           <w:ilvl w:val="0"/>
-          <w:numId w:val="1004"/>
+          <w:numId w:val="1005"/>
         </w:numPr>
       </w:pPr>
       <w:r>
@@ -7140,7 +7391,7 @@
         <w:pStyle w:val="Compact"/>
         <w:numPr>
           <w:ilvl w:val="0"/>
-          <w:numId w:val="1004"/>
+          <w:numId w:val="1005"/>
         </w:numPr>
       </w:pPr>
       <w:r>
@@ -7211,7 +7462,7 @@
         </w:r>
       </w:hyperlink>
       <w:r>
-        <w:t xml:space="preserve">). Раздел 8 фиксирует ответственность каждого файла репозитория по состоянию ревизии 3.10.523.</w:t>
+        <w:t xml:space="preserve">). Раздел 8 фиксирует ответственность каждого файла репозитория по состоянию ревизии 3.10.696.</w:t>
       </w:r>
     </w:p>
     <w:bookmarkEnd w:id="47"/>
@@ -7409,6 +7660,109 @@
       <w:pPr>
         <w:ind w:left="6480" w:hanging="360"/>
       </w:pPr>
+    </w:lvl>
+  </w:abstractNum>
+  <w:abstractNum w:abstractNumId="991">
+    <w:nsid w:val="0000A991"/>
+    <w:multiLevelType w:val="multilevel"/>
+    <w:lvl w:ilvl="0">
+      <w:numFmt w:val="bullet"/>
+      <w:lvlText w:val=""/>
+      <w:lvlJc w:val="left"/>
+      <w:pPr>
+        <w:ind w:left="720" w:hanging="360"/>
+      </w:pPr>
+      <w:rPr>
+        <w:rFonts w:ascii="Symbol" w:hAnsi="Symbol" w:cs="Symbol" w:hint="default"/>
+      </w:rPr>
+    </w:lvl>
+    <w:lvl w:ilvl="1">
+      <w:numFmt w:val="bullet"/>
+      <w:lvlText w:val="o"/>
+      <w:lvlJc w:val="left"/>
+      <w:pPr>
+        <w:ind w:left="1440" w:hanging="360"/>
+      </w:pPr>
+      <w:rPr>
+        <w:rFonts w:ascii="Courier New" w:hAnsi="Courier New" w:cs="Courier New" w:hint="default"/>
+      </w:rPr>
+    </w:lvl>
+    <w:lvl w:ilvl="2">
+      <w:numFmt w:val="bullet"/>
+      <w:lvlText w:val=""/>
+      <w:lvlJc w:val="left"/>
+      <w:pPr>
+        <w:ind w:left="2160" w:hanging="360"/>
+      </w:pPr>
+      <w:rPr>
+        <w:rFonts w:ascii="Wingdings" w:hAnsi="Wingdings" w:cs="Wingdings" w:hint="default"/>
+      </w:rPr>
+    </w:lvl>
+    <w:lvl w:ilvl="3">
+      <w:numFmt w:val="bullet"/>
+      <w:lvlText w:val=""/>
+      <w:lvlJc w:val="left"/>
+      <w:pPr>
+        <w:ind w:left="2880" w:hanging="360"/>
+      </w:pPr>
+      <w:rPr>
+        <w:rFonts w:ascii="Symbol" w:hAnsi="Symbol" w:cs="Symbol" w:hint="default"/>
+      </w:rPr>
+    </w:lvl>
+    <w:lvl w:ilvl="4">
+      <w:numFmt w:val="bullet"/>
+      <w:lvlText w:val="o"/>
+      <w:lvlJc w:val="left"/>
+      <w:pPr>
+        <w:ind w:left="3600" w:hanging="360"/>
+      </w:pPr>
+      <w:rPr>
+        <w:rFonts w:ascii="Courier New" w:hAnsi="Courier New" w:cs="Courier New" w:hint="default"/>
+      </w:rPr>
+    </w:lvl>
+    <w:lvl w:ilvl="5">
+      <w:numFmt w:val="bullet"/>
+      <w:lvlText w:val=""/>
+      <w:lvlJc w:val="left"/>
+      <w:pPr>
+        <w:ind w:left="4320" w:hanging="360"/>
+      </w:pPr>
+      <w:rPr>
+        <w:rFonts w:ascii="Wingdings" w:hAnsi="Wingdings" w:cs="Wingdings" w:hint="default"/>
+      </w:rPr>
+    </w:lvl>
+    <w:lvl w:ilvl="6">
+      <w:numFmt w:val="bullet"/>
+      <w:lvlText w:val=""/>
+      <w:lvlJc w:val="left"/>
+      <w:pPr>
+        <w:ind w:left="5040" w:hanging="360"/>
+      </w:pPr>
+      <w:rPr>
+        <w:rFonts w:ascii="Symbol" w:hAnsi="Symbol" w:cs="Symbol" w:hint="default"/>
+      </w:rPr>
+    </w:lvl>
+    <w:lvl w:ilvl="7">
+      <w:numFmt w:val="bullet"/>
+      <w:lvlText w:val="o"/>
+      <w:lvlJc w:val="left"/>
+      <w:pPr>
+        <w:ind w:left="5760" w:hanging="360"/>
+      </w:pPr>
+      <w:rPr>
+        <w:rFonts w:ascii="Courier New" w:hAnsi="Courier New" w:cs="Courier New" w:hint="default"/>
+      </w:rPr>
+    </w:lvl>
+    <w:lvl w:ilvl="8">
+      <w:numFmt w:val="bullet"/>
+      <w:lvlText w:val=""/>
+      <w:lvlJc w:val="left"/>
+      <w:pPr>
+        <w:ind w:left="6480" w:hanging="360"/>
+      </w:pPr>
+      <w:rPr>
+        <w:rFonts w:ascii="Wingdings" w:hAnsi="Wingdings" w:cs="Wingdings" w:hint="default"/>
+      </w:rPr>
     </w:lvl>
   </w:abstractNum>
   <w:num w:numId="1000">
@@ -7505,6 +7859,9 @@
     </w:lvlOverride>
   </w:num>
   <w:num w:numId="1004">
+    <w:abstractNumId w:val="991"/>
+  </w:num>
+  <w:num w:numId="1005">
     <w:abstractNumId w:val="99411"/>
     <w:lvlOverride w:ilvl="0">
       <w:startOverride w:val="1"/>
